--- a/BaseConocimiento/Tecnologico/MODELADO BIM PARA LA INDUSTRIA DE LA CONSTRUCCION.docx
+++ b/BaseConocimiento/Tecnologico/MODELADO BIM PARA LA INDUSTRIA DE LA CONSTRUCCION.docx
@@ -70,11 +70,6 @@
         <w:t xml:space="preserve">Título que recibe: Tecnólogo/a Superior en Modelado BIM para la Industria de la Construcción</w:t>
         <w:br w:type="textWrapping"/>
         <w:br w:type="textWrapping"/>
-      </w:r>
-      <w:r>
-        <w:rPr>
-          <w:rtl w:val="0"/>
-        </w:rPr>
         <w:t xml:space="preserve">Inicio de clases: Junio - Agosto 2026.</w:t>
       </w:r>
     </w:p>
@@ -91,6 +86,627 @@
           <w:bCs w:val="1"/>
           <w:rtl w:val="0"/>
         </w:rPr>
+        <w:t xml:space="preserve">DESCRIPCIÓN DE LA CARRERA</w:t>
+      </w:r>
+    </w:p>
+    <w:p>
+      <w:pPr>
+        <w:rPr/>
+      </w:pPr>
+      <w:r>
+        <w:rPr>
+          <w:rtl w:val="0"/>
+        </w:rPr>
+        <w:t xml:space="preserve">Nuestro programa te forma para manejar procesos contractuales conforme a la legislación vigente, relacionando materiales y el entorno, mientras te introduces en la metodología BIM.</w:t>
+      </w:r>
+    </w:p>
+    <w:p>
+      <w:pPr>
+        <w:rPr/>
+      </w:pPr>
+      <w:r>
+        <w:rPr>
+          <w:b w:val="1"/>
+          <w:bCs w:val="1"/>
+          <w:rtl w:val="0"/>
+        </w:rPr>
+        <w:t xml:space="preserve">HERRAMIENTAS - BENEFICIOS DE LA CARRERA</w:t>
+      </w:r>
+      <w:r>
+        <w:rPr>
+          <w:rtl w:val="0"/>
+        </w:rPr>
+      </w:r>
+    </w:p>
+    <w:p>
+      <w:pPr>
+        <w:rPr/>
+      </w:pPr>
+      <w:r>
+        <w:rPr>
+          <w:rtl w:val="0"/>
+        </w:rPr>
+        <w:t xml:space="preserve">Aprenderás a dominar procesos constructivos de calidad, considerando amenazas y aplicando medidas de seguridad y sostenibilidad. Desarrollarás modelos tridimensionales en distintas disciplinas, supervisarás la colaboración y coordinación de proyectos con BIM, y gestionarás la planificación, presupuestos y control de obras civiles, asegurando eficiencia e innovación en cada proyecto.</w:t>
+      </w:r>
+    </w:p>
+    <w:p>
+      <w:pPr>
+        <w:rPr/>
+      </w:pPr>
+      <w:r>
+        <w:rPr>
+          <w:rtl w:val="0"/>
+        </w:rPr>
+      </w:r>
+    </w:p>
+    <w:p>
+      <w:pPr>
+        <w:rPr>
+          <w:b w:val="1"/>
+          <w:bCs w:val="1"/>
+        </w:rPr>
+      </w:pPr>
+      <w:r>
+        <w:rPr>
+          <w:b w:val="1"/>
+          <w:bCs w:val="1"/>
+          <w:rtl w:val="0"/>
+        </w:rPr>
+        <w:t xml:space="preserve">PERFIL PROFESIONAL</w:t>
+      </w:r>
+    </w:p>
+    <w:p>
+      <w:pPr>
+        <w:rPr/>
+      </w:pPr>
+      <w:r>
+        <w:rPr>
+          <w:rtl w:val="0"/>
+        </w:rPr>
+        <w:t xml:space="preserve">Domina la metodología BIM para gestionar contratos, procesos constructivos y modelos 3D, asegurando coordinación y calidad en proyectos</w:t>
+      </w:r>
+    </w:p>
+    <w:p>
+      <w:pPr>
+        <w:rPr/>
+      </w:pPr>
+      <w:r>
+        <w:rPr>
+          <w:rtl w:val="0"/>
+        </w:rPr>
+        <w:t xml:space="preserve">Maneja el proceso contractual en base a la legislación, relacionando materiales básicos y el sitio, introduciéndose a la metodología BIM.  </w:t>
+      </w:r>
+    </w:p>
+    <w:p>
+      <w:pPr>
+        <w:rPr/>
+      </w:pPr>
+      <w:r>
+        <w:rPr>
+          <w:rtl w:val="0"/>
+        </w:rPr>
+        <w:t xml:space="preserve">Domina procesos constructivos de calidad, entendiendo amenazas y medidas ambientales y de seguridad a implementar.  </w:t>
+      </w:r>
+    </w:p>
+    <w:p>
+      <w:pPr>
+        <w:rPr/>
+      </w:pPr>
+      <w:r>
+        <w:rPr>
+          <w:rtl w:val="0"/>
+        </w:rPr>
+        <w:t xml:space="preserve">Crea modelos tridimensionales detallados en diversas disciplinas para proyectos de construcción.  </w:t>
+      </w:r>
+    </w:p>
+    <w:p>
+      <w:pPr>
+        <w:rPr/>
+      </w:pPr>
+      <w:r>
+        <w:rPr>
+          <w:rtl w:val="0"/>
+        </w:rPr>
+        <w:t xml:space="preserve">Supervisa la colaboración, coordinación y calidad de proyectos con Metodología BIM.  </w:t>
+      </w:r>
+    </w:p>
+    <w:p>
+      <w:pPr>
+        <w:rPr/>
+      </w:pPr>
+      <w:r>
+        <w:rPr>
+          <w:rtl w:val="0"/>
+        </w:rPr>
+        <w:t xml:space="preserve">Gestiona la planificación, presupuestos y control de obras civiles en proyectos de construcción con BIM, garantizando eficiencia y calidad.</w:t>
+        <w:br w:type="textWrapping"/>
+      </w:r>
+    </w:p>
+    <w:p>
+      <w:pPr>
+        <w:rPr/>
+      </w:pPr>
+      <w:r>
+        <w:rPr>
+          <w:b w:val="1"/>
+          <w:bCs w:val="1"/>
+          <w:rtl w:val="0"/>
+        </w:rPr>
+        <w:t xml:space="preserve">MALLA CURRICULAR</w:t>
+      </w:r>
+      <w:r>
+        <w:rPr>
+          <w:rtl w:val="0"/>
+        </w:rPr>
+        <w:br w:type="textWrapping"/>
+        <w:br w:type="textWrapping"/>
+        <w:t xml:space="preserve">PAO 1.1.</w:t>
+      </w:r>
+    </w:p>
+    <w:p>
+      <w:pPr>
+        <w:rPr/>
+      </w:pPr>
+      <w:r>
+        <w:rPr>
+          <w:rtl w:val="0"/>
+        </w:rPr>
+        <w:t xml:space="preserve">Topografía básica</w:t>
+      </w:r>
+    </w:p>
+    <w:p>
+      <w:pPr>
+        <w:rPr/>
+      </w:pPr>
+      <w:r>
+        <w:rPr>
+          <w:rtl w:val="0"/>
+        </w:rPr>
+        <w:t xml:space="preserve">Materiales de construcción</w:t>
+      </w:r>
+    </w:p>
+    <w:p>
+      <w:pPr>
+        <w:rPr/>
+      </w:pPr>
+      <w:r>
+        <w:rPr>
+          <w:rtl w:val="0"/>
+        </w:rPr>
+        <w:t xml:space="preserve">PAO 1.2.</w:t>
+      </w:r>
+    </w:p>
+    <w:p>
+      <w:pPr>
+        <w:rPr/>
+      </w:pPr>
+      <w:r>
+        <w:rPr>
+          <w:rtl w:val="0"/>
+        </w:rPr>
+        <w:t xml:space="preserve">Fundamentos de la metodología BIM</w:t>
+      </w:r>
+    </w:p>
+    <w:p>
+      <w:pPr>
+        <w:rPr/>
+      </w:pPr>
+      <w:r>
+        <w:rPr>
+          <w:rtl w:val="0"/>
+        </w:rPr>
+        <w:t xml:space="preserve">Legislación y documentación contractual</w:t>
+        <w:br w:type="textWrapping"/>
+        <w:br w:type="textWrapping"/>
+        <w:t xml:space="preserve">PAO 2.1.</w:t>
+      </w:r>
+    </w:p>
+    <w:p>
+      <w:pPr>
+        <w:rPr/>
+      </w:pPr>
+      <w:r>
+        <w:rPr>
+          <w:rtl w:val="0"/>
+        </w:rPr>
+        <w:t xml:space="preserve">Procesos constructivos</w:t>
+      </w:r>
+    </w:p>
+    <w:p>
+      <w:pPr>
+        <w:rPr/>
+      </w:pPr>
+      <w:r>
+        <w:rPr>
+          <w:rtl w:val="0"/>
+        </w:rPr>
+        <w:t xml:space="preserve">Fundamentos de hidráulica</w:t>
+      </w:r>
+    </w:p>
+    <w:p>
+      <w:pPr>
+        <w:rPr/>
+      </w:pPr>
+      <w:r>
+        <w:rPr>
+          <w:rtl w:val="0"/>
+        </w:rPr>
+        <w:t xml:space="preserve">PAO 2.2.</w:t>
+      </w:r>
+    </w:p>
+    <w:p>
+      <w:pPr>
+        <w:rPr/>
+      </w:pPr>
+      <w:r>
+        <w:rPr>
+          <w:rtl w:val="0"/>
+        </w:rPr>
+        <w:t xml:space="preserve">Evaluación de amenazas para proyectos de infraestructura</w:t>
+      </w:r>
+    </w:p>
+    <w:p>
+      <w:pPr>
+        <w:rPr/>
+      </w:pPr>
+      <w:r>
+        <w:rPr>
+          <w:rtl w:val="0"/>
+        </w:rPr>
+        <w:t xml:space="preserve">Gestión de calidad, seguridad industrial y manejo ambiental</w:t>
+        <w:br w:type="textWrapping"/>
+      </w:r>
+    </w:p>
+    <w:p>
+      <w:pPr>
+        <w:rPr/>
+      </w:pPr>
+      <w:r>
+        <w:rPr>
+          <w:rtl w:val="0"/>
+        </w:rPr>
+        <w:t xml:space="preserve">PAO 3.1.</w:t>
+      </w:r>
+    </w:p>
+    <w:p>
+      <w:pPr>
+        <w:rPr/>
+      </w:pPr>
+      <w:r>
+        <w:rPr>
+          <w:rtl w:val="0"/>
+        </w:rPr>
+        <w:t xml:space="preserve">Modelado de proyecto arquitectónico</w:t>
+      </w:r>
+    </w:p>
+    <w:p>
+      <w:pPr>
+        <w:rPr/>
+      </w:pPr>
+      <w:r>
+        <w:rPr>
+          <w:rtl w:val="0"/>
+        </w:rPr>
+        <w:t xml:space="preserve">Modelado de proyecto estructural</w:t>
+      </w:r>
+    </w:p>
+    <w:p>
+      <w:pPr>
+        <w:rPr/>
+      </w:pPr>
+      <w:r>
+        <w:rPr>
+          <w:rtl w:val="0"/>
+        </w:rPr>
+        <w:t xml:space="preserve">PAO 3.2.</w:t>
+      </w:r>
+    </w:p>
+    <w:p>
+      <w:pPr>
+        <w:rPr/>
+      </w:pPr>
+      <w:r>
+        <w:rPr>
+          <w:rtl w:val="0"/>
+        </w:rPr>
+        <w:t xml:space="preserve">Modelado instalaciones MEP</w:t>
+      </w:r>
+    </w:p>
+    <w:p>
+      <w:pPr>
+        <w:rPr/>
+      </w:pPr>
+      <w:r>
+        <w:rPr>
+          <w:rtl w:val="0"/>
+        </w:rPr>
+        <w:t xml:space="preserve">Modelado de proyecto de obra vial e hidráulica</w:t>
+        <w:br w:type="textWrapping"/>
+        <w:br w:type="textWrapping"/>
+        <w:t xml:space="preserve">PAO 4.1.</w:t>
+      </w:r>
+    </w:p>
+    <w:p>
+      <w:pPr>
+        <w:rPr/>
+      </w:pPr>
+      <w:r>
+        <w:rPr>
+          <w:rtl w:val="0"/>
+        </w:rPr>
+        <w:t xml:space="preserve">Infraestructura tecnológica TI</w:t>
+      </w:r>
+    </w:p>
+    <w:p>
+      <w:pPr>
+        <w:rPr/>
+      </w:pPr>
+      <w:r>
+        <w:rPr>
+          <w:rtl w:val="0"/>
+        </w:rPr>
+        <w:t xml:space="preserve">Colaboración, coordinación y control de calidad de proyectos</w:t>
+      </w:r>
+    </w:p>
+    <w:p>
+      <w:pPr>
+        <w:rPr/>
+      </w:pPr>
+      <w:r>
+        <w:rPr>
+          <w:rtl w:val="0"/>
+        </w:rPr>
+        <w:t xml:space="preserve">PAO 4.2.</w:t>
+      </w:r>
+    </w:p>
+    <w:p>
+      <w:pPr>
+        <w:rPr/>
+      </w:pPr>
+      <w:r>
+        <w:rPr>
+          <w:rtl w:val="0"/>
+        </w:rPr>
+        <w:t xml:space="preserve">Gestión de información BIM</w:t>
+      </w:r>
+    </w:p>
+    <w:p>
+      <w:pPr>
+        <w:rPr/>
+      </w:pPr>
+      <w:r>
+        <w:rPr>
+          <w:rtl w:val="0"/>
+        </w:rPr>
+        <w:t xml:space="preserve">Emprendimiento e innovación</w:t>
+        <w:br w:type="textWrapping"/>
+        <w:br w:type="textWrapping"/>
+        <w:t xml:space="preserve">PAO 5.1.</w:t>
+      </w:r>
+    </w:p>
+    <w:p>
+      <w:pPr>
+        <w:rPr/>
+      </w:pPr>
+      <w:r>
+        <w:rPr>
+          <w:rtl w:val="0"/>
+        </w:rPr>
+        <w:t xml:space="preserve">Gestión y planificación de proyecto de construcción (PEB)</w:t>
+      </w:r>
+    </w:p>
+    <w:p>
+      <w:pPr>
+        <w:rPr/>
+      </w:pPr>
+      <w:r>
+        <w:rPr>
+          <w:rtl w:val="0"/>
+        </w:rPr>
+        <w:t xml:space="preserve">Presupuestos de obras de construcción 5D</w:t>
+      </w:r>
+    </w:p>
+    <w:p>
+      <w:pPr>
+        <w:rPr/>
+      </w:pPr>
+      <w:r>
+        <w:rPr>
+          <w:rtl w:val="0"/>
+        </w:rPr>
+        <w:t xml:space="preserve">Trabajo de Integración Curricular / Examen Complexivo</w:t>
+      </w:r>
+    </w:p>
+    <w:p>
+      <w:pPr>
+        <w:rPr/>
+      </w:pPr>
+      <w:r>
+        <w:rPr>
+          <w:rtl w:val="0"/>
+        </w:rPr>
+        <w:t xml:space="preserve">PAO 5.2.</w:t>
+      </w:r>
+    </w:p>
+    <w:p>
+      <w:pPr>
+        <w:rPr/>
+      </w:pPr>
+      <w:r>
+        <w:rPr>
+          <w:rtl w:val="0"/>
+        </w:rPr>
+        <w:t xml:space="preserve">Competencias humanas para el futuro</w:t>
+      </w:r>
+    </w:p>
+    <w:p>
+      <w:pPr>
+        <w:rPr/>
+      </w:pPr>
+      <w:r>
+        <w:rPr>
+          <w:rtl w:val="0"/>
+        </w:rPr>
+        <w:t xml:space="preserve">Control, operación y mantenimiento de obras civiles</w:t>
+      </w:r>
+    </w:p>
+    <w:p>
+      <w:pPr>
+        <w:rPr>
+          <w:b w:val="1"/>
+          <w:bCs w:val="1"/>
+        </w:rPr>
+      </w:pPr>
+      <w:r>
+        <w:rPr>
+          <w:rtl w:val="0"/>
+        </w:rPr>
+        <w:t xml:space="preserve">Trabajo de Integración Curricular / Examen Complexivo</w:t>
+        <w:br w:type="textWrapping"/>
+        <w:br w:type="textWrapping"/>
+      </w:r>
+      <w:r>
+        <w:rPr>
+          <w:b w:val="1"/>
+          <w:bCs w:val="1"/>
+          <w:rtl w:val="0"/>
+        </w:rPr>
+        <w:t xml:space="preserve">PRACTICAS PREPROFESIONALES</w:t>
+      </w:r>
+    </w:p>
+    <w:p>
+      <w:pPr>
+        <w:rPr/>
+      </w:pPr>
+      <w:r>
+        <w:rPr>
+          <w:rtl w:val="0"/>
+        </w:rPr>
+        <w:t xml:space="preserve">Servicio Comunitario</w:t>
+      </w:r>
+    </w:p>
+    <w:p>
+      <w:pPr>
+        <w:rPr/>
+      </w:pPr>
+      <w:r>
+        <w:rPr>
+          <w:rtl w:val="0"/>
+        </w:rPr>
+        <w:t xml:space="preserve">Laboral</w:t>
+      </w:r>
+    </w:p>
+    <w:p>
+      <w:pPr>
+        <w:rPr/>
+      </w:pPr>
+      <w:r>
+        <w:rPr>
+          <w:rtl w:val="0"/>
+        </w:rPr>
+      </w:r>
+    </w:p>
+    <w:p>
+      <w:pPr>
+        <w:rPr/>
+      </w:pPr>
+      <w:r>
+        <w:rPr>
+          <w:rtl w:val="0"/>
+        </w:rPr>
+      </w:r>
+    </w:p>
+    <w:p>
+      <w:pPr>
+        <w:rPr>
+          <w:b w:val="1"/>
+          <w:bCs w:val="1"/>
+        </w:rPr>
+      </w:pPr>
+      <w:r>
+        <w:rPr>
+          <w:b w:val="1"/>
+          <w:bCs w:val="1"/>
+          <w:rtl w:val="0"/>
+        </w:rPr>
+        <w:t xml:space="preserve">MODELADO BIM PARA LA INDUSTRIA DE LA CONSTRUCCIÓN</w:t>
+      </w:r>
+    </w:p>
+    <w:p>
+      <w:pPr>
+        <w:rPr/>
+      </w:pPr>
+      <w:r>
+        <w:rPr>
+          <w:rtl w:val="0"/>
+        </w:rPr>
+        <w:t xml:space="preserve">Modalidad: En línea</w:t>
+      </w:r>
+    </w:p>
+    <w:p>
+      <w:pPr>
+        <w:rPr/>
+      </w:pPr>
+      <w:r>
+        <w:rPr>
+          <w:rtl w:val="0"/>
+        </w:rPr>
+        <w:t xml:space="preserve"> Duración: 2 años y medio (10 ciclos)</w:t>
+      </w:r>
+    </w:p>
+    <w:p>
+      <w:pPr>
+        <w:rPr/>
+      </w:pPr>
+      <w:r>
+        <w:rPr>
+          <w:rtl w:val="0"/>
+        </w:rPr>
+        <w:t xml:space="preserve">Costo referencial ciclo I: $300,00</w:t>
+      </w:r>
+    </w:p>
+    <w:p>
+      <w:pPr>
+        <w:rPr/>
+      </w:pPr>
+      <w:r>
+        <w:rPr>
+          <w:rtl w:val="0"/>
+        </w:rPr>
+        <w:t xml:space="preserve"> Título que recibe: Tecnólogo/a Superior en Modelado BIM para la Industria de la Construcción</w:t>
+      </w:r>
+    </w:p>
+    <w:p>
+      <w:pPr>
+        <w:rPr/>
+      </w:pPr>
+      <w:r>
+        <w:rPr>
+          <w:rFonts w:ascii="Quattrocento Sans" w:cs="Quattrocento Sans" w:eastAsia="Quattrocento Sans" w:hAnsi="Quattrocento Sans"/>
+          <w:rtl w:val="0"/>
+        </w:rPr>
+        <w:t xml:space="preserve">🗓</w:t>
+      </w:r>
+      <w:r>
+        <w:rPr>
+          <w:rtl w:val="0"/>
+        </w:rPr>
+        <w:t xml:space="preserve">️ Inicio de clases: Enero – marzo 2026.</w:t>
+      </w:r>
+    </w:p>
+    <w:p>
+      <w:pPr>
+        <w:rPr>
+          <w:b w:val="1"/>
+          <w:bCs w:val="1"/>
+        </w:rPr>
+      </w:pPr>
+      <w:r>
+        <w:rPr>
+          <w:b w:val="1"/>
+          <w:bCs w:val="1"/>
+          <w:rtl w:val="0"/>
+        </w:rPr>
         <w:t xml:space="preserve">DESCRIPCION DE LA CARRERA</w:t>
       </w:r>
     </w:p>
@@ -574,602 +1190,238 @@
     </w:p>
     <w:p>
       <w:pPr>
-        <w:rPr/>
-      </w:pPr>
-      <w:r>
-        <w:rPr>
-          <w:rtl w:val="0"/>
-        </w:rPr>
-      </w:r>
-    </w:p>
-    <w:p>
-      <w:pPr>
-        <w:rPr/>
-      </w:pPr>
-      <w:r>
-        <w:rPr>
-          <w:rtl w:val="0"/>
-        </w:rPr>
-      </w:r>
-    </w:p>
-    <w:p>
-      <w:pPr>
-        <w:rPr>
-          <w:b w:val="1"/>
-          <w:bCs w:val="1"/>
-        </w:rPr>
-      </w:pPr>
-      <w:r>
-        <w:rPr>
-          <w:b w:val="1"/>
-          <w:bCs w:val="1"/>
-          <w:rtl w:val="0"/>
-        </w:rPr>
-        <w:t xml:space="preserve">MODELADO BIM PARA LA INDUSTRIA DE LA CONSTRUCCIÓN</w:t>
-      </w:r>
-    </w:p>
-    <w:p>
-      <w:pPr>
-        <w:rPr/>
-      </w:pPr>
-      <w:r>
-        <w:rPr>
-          <w:rtl w:val="0"/>
-        </w:rPr>
-        <w:t xml:space="preserve">Modalidad: En línea</w:t>
-      </w:r>
-    </w:p>
-    <w:p>
-      <w:pPr>
-        <w:rPr/>
-      </w:pPr>
-      <w:r>
-        <w:rPr>
-          <w:rtl w:val="0"/>
-        </w:rPr>
-        <w:t xml:space="preserve"> Duración: 2 años y medio (10 ciclos)</w:t>
-      </w:r>
-    </w:p>
-    <w:p>
-      <w:pPr>
-        <w:rPr/>
-      </w:pPr>
-      <w:r>
-        <w:rPr>
-          <w:rtl w:val="0"/>
-        </w:rPr>
-        <w:t xml:space="preserve">Costo referencial ciclo I: $300,00</w:t>
-      </w:r>
-    </w:p>
-    <w:p>
-      <w:pPr>
-        <w:rPr/>
-      </w:pPr>
-      <w:r>
-        <w:rPr>
-          <w:rtl w:val="0"/>
-        </w:rPr>
-        <w:t xml:space="preserve"> Título que recibe: Tecnólogo/a Superior en Modelado BIM para la Industria de la Construcción</w:t>
-      </w:r>
-    </w:p>
-    <w:p>
-      <w:pPr>
-        <w:rPr/>
-      </w:pPr>
-      <w:r>
-        <w:rPr>
-          <w:rFonts w:ascii="Quattrocento Sans" w:cs="Quattrocento Sans" w:eastAsia="Quattrocento Sans" w:hAnsi="Quattrocento Sans"/>
-          <w:rtl w:val="0"/>
-        </w:rPr>
-        <w:t xml:space="preserve">🗓</w:t>
-      </w:r>
-      <w:r>
-        <w:rPr>
-          <w:rtl w:val="0"/>
-        </w:rPr>
-        <w:t xml:space="preserve">️ Inicio de clases: Enero – marzo 2026.</w:t>
-      </w:r>
-    </w:p>
-    <w:p>
-      <w:pPr>
-        <w:rPr>
-          <w:b w:val="1"/>
-          <w:bCs w:val="1"/>
-        </w:rPr>
-      </w:pPr>
-      <w:r>
-        <w:rPr>
-          <w:b w:val="1"/>
-          <w:bCs w:val="1"/>
-          <w:rtl w:val="0"/>
-        </w:rPr>
-        <w:t xml:space="preserve">DESCRIPCION DE LA CARRERA</w:t>
-      </w:r>
-    </w:p>
-    <w:p>
-      <w:pPr>
-        <w:rPr/>
-      </w:pPr>
-      <w:r>
-        <w:rPr>
-          <w:rtl w:val="0"/>
-        </w:rPr>
-        <w:t xml:space="preserve">Nuestro programa te forma para manejar procesos contractuales conforme a la legislación vigente, relacionando materiales y el entorno, mientras te introduces en la metodología BIM. Aprenderás a dominar procesos constructivos de calidad, considerando amenazas y aplicando medidas de seguridad y sostenibilidad. Desarrollarás modelos tridimensionales en distintas disciplinas, supervisarás la colaboración y coordinación de proyectos con BIM, y gestionarás la planificación, presupuestos y control de obras civiles, asegurando eficiencia e innovación en cada proyecto.</w:t>
-      </w:r>
-    </w:p>
-    <w:p>
-      <w:pPr>
-        <w:rPr/>
-      </w:pPr>
-      <w:r>
-        <w:rPr>
-          <w:rtl w:val="0"/>
-        </w:rPr>
-      </w:r>
-    </w:p>
-    <w:p>
-      <w:pPr>
-        <w:rPr>
-          <w:b w:val="1"/>
-          <w:bCs w:val="1"/>
-        </w:rPr>
-      </w:pPr>
-      <w:r>
-        <w:rPr>
-          <w:b w:val="1"/>
-          <w:bCs w:val="1"/>
-          <w:rtl w:val="0"/>
-        </w:rPr>
-        <w:t xml:space="preserve">PERFIL PROFESIONAL</w:t>
-      </w:r>
-    </w:p>
-    <w:p>
-      <w:pPr>
-        <w:rPr/>
-      </w:pPr>
-      <w:r>
-        <w:rPr>
-          <w:rtl w:val="0"/>
-        </w:rPr>
-        <w:t xml:space="preserve">Domina la metodología BIM para gestionar contratos, procesos constructivos y modelos 3D, asegurando coordinación y calidad en proyectos</w:t>
-      </w:r>
-    </w:p>
-    <w:p>
-      <w:pPr>
-        <w:rPr/>
-      </w:pPr>
-      <w:r>
-        <w:rPr>
-          <w:rtl w:val="0"/>
-        </w:rPr>
-        <w:t xml:space="preserve">Maneja el proceso contractual en base a la legislación, relacionando materiales básicos y el sitio, introduciéndose a la metodología BIM.  </w:t>
-      </w:r>
-    </w:p>
-    <w:p>
-      <w:pPr>
-        <w:rPr/>
-      </w:pPr>
-      <w:r>
-        <w:rPr>
-          <w:rtl w:val="0"/>
-        </w:rPr>
-        <w:t xml:space="preserve">Domina procesos constructivos de calidad, entendiendo amenazas y medidas ambientales y de seguridad a implementar.  </w:t>
-      </w:r>
-    </w:p>
-    <w:p>
-      <w:pPr>
-        <w:rPr/>
-      </w:pPr>
-      <w:r>
-        <w:rPr>
-          <w:rtl w:val="0"/>
-        </w:rPr>
-        <w:t xml:space="preserve">Crea modelos tridimensionales detallados en diversas disciplinas para proyectos de construcción.  </w:t>
-      </w:r>
-    </w:p>
-    <w:p>
-      <w:pPr>
-        <w:rPr/>
-      </w:pPr>
-      <w:r>
-        <w:rPr>
-          <w:rtl w:val="0"/>
-        </w:rPr>
-        <w:t xml:space="preserve">Supervisa la colaboración, coordinación y calidad de proyectos con Metodología BIM.  </w:t>
-      </w:r>
-    </w:p>
-    <w:p>
-      <w:pPr>
-        <w:rPr/>
-      </w:pPr>
-      <w:r>
-        <w:rPr>
-          <w:rtl w:val="0"/>
-        </w:rPr>
-        <w:t xml:space="preserve">Gestiona la planificación, presupuestos y control de obras civiles en proyectos de construcción con BIM, garantizando eficiencia y calidad.</w:t>
-        <w:br w:type="textWrapping"/>
-      </w:r>
-    </w:p>
-    <w:p>
-      <w:pPr>
-        <w:rPr/>
-      </w:pPr>
-      <w:r>
-        <w:rPr>
-          <w:b w:val="1"/>
-          <w:bCs w:val="1"/>
-          <w:rtl w:val="0"/>
-        </w:rPr>
-        <w:t xml:space="preserve">MALLA CURRICULAR</w:t>
-      </w:r>
-      <w:r>
-        <w:rPr>
-          <w:rtl w:val="0"/>
-        </w:rPr>
-        <w:br w:type="textWrapping"/>
-        <w:br w:type="textWrapping"/>
-        <w:t xml:space="preserve">PAO 1.1.</w:t>
-      </w:r>
-    </w:p>
-    <w:p>
-      <w:pPr>
-        <w:rPr/>
-      </w:pPr>
-      <w:r>
-        <w:rPr>
-          <w:rtl w:val="0"/>
-        </w:rPr>
-        <w:t xml:space="preserve">Topografía básica</w:t>
-      </w:r>
-    </w:p>
-    <w:p>
-      <w:pPr>
-        <w:rPr/>
-      </w:pPr>
-      <w:r>
-        <w:rPr>
-          <w:rtl w:val="0"/>
-        </w:rPr>
-        <w:t xml:space="preserve">Materiales de construcción</w:t>
-      </w:r>
-    </w:p>
-    <w:p>
-      <w:pPr>
-        <w:rPr/>
-      </w:pPr>
-      <w:r>
-        <w:rPr>
-          <w:rtl w:val="0"/>
-        </w:rPr>
-        <w:t xml:space="preserve">PAO 1.2.</w:t>
-      </w:r>
-    </w:p>
-    <w:p>
-      <w:pPr>
-        <w:rPr/>
-      </w:pPr>
-      <w:r>
-        <w:rPr>
-          <w:rtl w:val="0"/>
-        </w:rPr>
-        <w:t xml:space="preserve">Fundamentos de la metodología BIM</w:t>
-      </w:r>
-    </w:p>
-    <w:p>
-      <w:pPr>
-        <w:rPr/>
-      </w:pPr>
-      <w:r>
-        <w:rPr>
-          <w:rtl w:val="0"/>
-        </w:rPr>
-        <w:t xml:space="preserve">Legislación y documentación contractual</w:t>
-        <w:br w:type="textWrapping"/>
-        <w:br w:type="textWrapping"/>
-        <w:t xml:space="preserve">PAO 2.1.</w:t>
-      </w:r>
-    </w:p>
-    <w:p>
-      <w:pPr>
-        <w:rPr/>
-      </w:pPr>
-      <w:r>
-        <w:rPr>
-          <w:rtl w:val="0"/>
-        </w:rPr>
-        <w:t xml:space="preserve">Procesos constructivos</w:t>
-      </w:r>
-    </w:p>
-    <w:p>
-      <w:pPr>
-        <w:rPr/>
-      </w:pPr>
-      <w:r>
-        <w:rPr>
-          <w:rtl w:val="0"/>
-        </w:rPr>
-        <w:t xml:space="preserve">Fundamentos de hidráulica</w:t>
-      </w:r>
-    </w:p>
-    <w:p>
-      <w:pPr>
-        <w:rPr/>
-      </w:pPr>
-      <w:r>
-        <w:rPr>
-          <w:rtl w:val="0"/>
-        </w:rPr>
-        <w:t xml:space="preserve">PAO 2.2.</w:t>
-      </w:r>
-    </w:p>
-    <w:p>
-      <w:pPr>
-        <w:rPr/>
-      </w:pPr>
-      <w:r>
-        <w:rPr>
-          <w:rtl w:val="0"/>
-        </w:rPr>
-        <w:t xml:space="preserve">Evaluación de amenazas para proyectos de infraestructura</w:t>
-      </w:r>
-    </w:p>
-    <w:p>
-      <w:pPr>
-        <w:rPr/>
-      </w:pPr>
-      <w:r>
-        <w:rPr>
-          <w:rtl w:val="0"/>
-        </w:rPr>
-        <w:t xml:space="preserve">Gestión de calidad, seguridad industrial y manejo ambiental</w:t>
-        <w:br w:type="textWrapping"/>
-      </w:r>
-    </w:p>
-    <w:p>
-      <w:pPr>
-        <w:rPr/>
-      </w:pPr>
-      <w:r>
-        <w:rPr>
-          <w:rtl w:val="0"/>
-        </w:rPr>
-        <w:t xml:space="preserve">PAO 3.1.</w:t>
-      </w:r>
-    </w:p>
-    <w:p>
-      <w:pPr>
-        <w:rPr/>
-      </w:pPr>
-      <w:r>
-        <w:rPr>
-          <w:rtl w:val="0"/>
-        </w:rPr>
-        <w:t xml:space="preserve">Modelado de proyecto arquitectónico</w:t>
-      </w:r>
-    </w:p>
-    <w:p>
-      <w:pPr>
-        <w:rPr/>
-      </w:pPr>
-      <w:r>
-        <w:rPr>
-          <w:rtl w:val="0"/>
-        </w:rPr>
-        <w:t xml:space="preserve">Modelado de proyecto estructural</w:t>
-      </w:r>
-    </w:p>
-    <w:p>
-      <w:pPr>
-        <w:rPr/>
-      </w:pPr>
-      <w:r>
-        <w:rPr>
-          <w:rtl w:val="0"/>
-        </w:rPr>
-        <w:t xml:space="preserve">PAO 3.2.</w:t>
-      </w:r>
-    </w:p>
-    <w:p>
-      <w:pPr>
-        <w:rPr/>
-      </w:pPr>
-      <w:r>
-        <w:rPr>
-          <w:rtl w:val="0"/>
-        </w:rPr>
-        <w:t xml:space="preserve">Modelado instalaciones MEP</w:t>
-      </w:r>
-    </w:p>
-    <w:p>
-      <w:pPr>
-        <w:rPr/>
-      </w:pPr>
-      <w:r>
-        <w:rPr>
-          <w:rtl w:val="0"/>
-        </w:rPr>
-        <w:t xml:space="preserve">Modelado de proyecto de obra vial e hidráulica</w:t>
-        <w:br w:type="textWrapping"/>
-        <w:br w:type="textWrapping"/>
-        <w:t xml:space="preserve">PAO 4.1.</w:t>
-      </w:r>
-    </w:p>
-    <w:p>
-      <w:pPr>
-        <w:rPr/>
-      </w:pPr>
-      <w:r>
-        <w:rPr>
-          <w:rtl w:val="0"/>
-        </w:rPr>
-        <w:t xml:space="preserve">Infraestructura tecnológica TI</w:t>
-      </w:r>
-    </w:p>
-    <w:p>
-      <w:pPr>
-        <w:rPr/>
-      </w:pPr>
-      <w:r>
-        <w:rPr>
-          <w:rtl w:val="0"/>
-        </w:rPr>
-        <w:t xml:space="preserve">Colaboración, coordinación y control de calidad de proyectos</w:t>
-      </w:r>
-    </w:p>
-    <w:p>
-      <w:pPr>
-        <w:rPr/>
-      </w:pPr>
-      <w:r>
-        <w:rPr>
-          <w:rtl w:val="0"/>
-        </w:rPr>
-        <w:t xml:space="preserve">PAO 4.2.</w:t>
-      </w:r>
-    </w:p>
-    <w:p>
-      <w:pPr>
-        <w:rPr/>
-      </w:pPr>
-      <w:r>
-        <w:rPr>
-          <w:rtl w:val="0"/>
-        </w:rPr>
-        <w:t xml:space="preserve">Gestión de información BIM</w:t>
-      </w:r>
-    </w:p>
-    <w:p>
-      <w:pPr>
-        <w:rPr/>
-      </w:pPr>
-      <w:r>
-        <w:rPr>
-          <w:rtl w:val="0"/>
-        </w:rPr>
-        <w:t xml:space="preserve">Emprendimiento e innovación</w:t>
-        <w:br w:type="textWrapping"/>
-        <w:br w:type="textWrapping"/>
-        <w:t xml:space="preserve">PAO 5.1.</w:t>
-      </w:r>
-    </w:p>
-    <w:p>
-      <w:pPr>
-        <w:rPr/>
-      </w:pPr>
-      <w:r>
-        <w:rPr>
-          <w:rtl w:val="0"/>
-        </w:rPr>
-        <w:t xml:space="preserve">Gestión y planificación de proyecto de construcción (PEB)</w:t>
-      </w:r>
-    </w:p>
-    <w:p>
-      <w:pPr>
-        <w:rPr/>
-      </w:pPr>
-      <w:r>
-        <w:rPr>
-          <w:rtl w:val="0"/>
-        </w:rPr>
-        <w:t xml:space="preserve">Presupuestos de obras de construcción 5D</w:t>
-      </w:r>
-    </w:p>
-    <w:p>
-      <w:pPr>
-        <w:rPr/>
-      </w:pPr>
-      <w:r>
-        <w:rPr>
-          <w:rtl w:val="0"/>
-        </w:rPr>
-        <w:t xml:space="preserve">Trabajo de Integración Curricular / Examen Complexivo</w:t>
-      </w:r>
-    </w:p>
-    <w:p>
-      <w:pPr>
-        <w:rPr/>
-      </w:pPr>
-      <w:r>
-        <w:rPr>
-          <w:rtl w:val="0"/>
-        </w:rPr>
-        <w:t xml:space="preserve">PAO 5.2.</w:t>
-      </w:r>
-    </w:p>
-    <w:p>
-      <w:pPr>
-        <w:rPr/>
-      </w:pPr>
-      <w:r>
-        <w:rPr>
-          <w:rtl w:val="0"/>
-        </w:rPr>
-        <w:t xml:space="preserve">Competencias humanas para el futuro</w:t>
-      </w:r>
-    </w:p>
-    <w:p>
-      <w:pPr>
-        <w:rPr/>
-      </w:pPr>
-      <w:r>
-        <w:rPr>
-          <w:rtl w:val="0"/>
-        </w:rPr>
-        <w:t xml:space="preserve">Control, operación y mantenimiento de obras civiles</w:t>
-      </w:r>
-    </w:p>
-    <w:p>
-      <w:pPr>
-        <w:rPr>
-          <w:b w:val="1"/>
-          <w:bCs w:val="1"/>
-        </w:rPr>
-      </w:pPr>
-      <w:r>
-        <w:rPr>
-          <w:rtl w:val="0"/>
-        </w:rPr>
-        <w:t xml:space="preserve">Trabajo de Integración Curricular / Examen Complexivo</w:t>
-        <w:br w:type="textWrapping"/>
-        <w:br w:type="textWrapping"/>
-      </w:r>
-      <w:r>
-        <w:rPr>
-          <w:b w:val="1"/>
-          <w:bCs w:val="1"/>
-          <w:rtl w:val="0"/>
-        </w:rPr>
-        <w:t xml:space="preserve">PRACTICAS PREPROFESIONALES</w:t>
-      </w:r>
-    </w:p>
-    <w:p>
-      <w:pPr>
-        <w:rPr/>
-      </w:pPr>
-      <w:r>
-        <w:rPr>
-          <w:rtl w:val="0"/>
-        </w:rPr>
-        <w:t xml:space="preserve">Servicio Comunitario</w:t>
-      </w:r>
-    </w:p>
-    <w:p>
-      <w:pPr>
-        <w:rPr/>
-      </w:pPr>
-      <w:r>
-        <w:rPr>
-          <w:rtl w:val="0"/>
-        </w:rPr>
-        <w:t xml:space="preserve">Laboral</w:t>
-      </w:r>
-    </w:p>
-    <w:p>
-      <w:pPr>
-        <w:rPr/>
+        <w:rPr>
+          <w:b w:val="1"/>
+          <w:bCs w:val="1"/>
+        </w:rPr>
       </w:pPr>
       <w:bookmarkStart w:colFirst="0" w:colLast="0" w:name="_heading=h.9kyc6ptbvxtd" w:id="0"/>
       <w:bookmarkEnd w:id="0"/>
+      <w:r>
+        <w:rPr>
+          <w:b w:val="1"/>
+          <w:bCs w:val="1"/>
+          <w:rtl w:val="0"/>
+        </w:rPr>
+        <w:t xml:space="preserve">MICROCREDENCIALES</w:t>
+      </w:r>
+    </w:p>
+    <w:p>
+      <w:pPr>
+        <w:spacing w:after="0" w:lineRule="auto"/>
+        <w:ind w:left="0" w:firstLine="0"/>
+        <w:rPr>
+          <w:rFonts w:ascii="Arial" w:cs="Arial" w:eastAsia="Arial" w:hAnsi="Arial"/>
+          <w:color w:val="231f20"/>
+        </w:rPr>
+      </w:pPr>
+      <w:bookmarkStart w:colFirst="0" w:colLast="0" w:name="_heading=h.mn8engq6kdga" w:id="1"/>
+      <w:bookmarkEnd w:id="1"/>
+      <w:r>
+        <w:rPr>
+          <w:rFonts w:ascii="Arial" w:cs="Arial" w:eastAsia="Arial" w:hAnsi="Arial"/>
+          <w:color w:val="231f20"/>
+          <w:rtl w:val="0"/>
+        </w:rPr>
+        <w:t xml:space="preserve">Otorgamiento de 5 microcrendenciales al concluir los dos años de la tecnología, entregando certificaciones digitales por 98 horas, en:</w:t>
+      </w:r>
+    </w:p>
+    <w:p>
+      <w:pPr>
+        <w:spacing w:after="0" w:lineRule="auto"/>
+        <w:ind w:left="0" w:firstLine="0"/>
+        <w:rPr>
+          <w:rFonts w:ascii="Arial" w:cs="Arial" w:eastAsia="Arial" w:hAnsi="Arial"/>
+          <w:color w:val="231f20"/>
+        </w:rPr>
+      </w:pPr>
+      <w:bookmarkStart w:colFirst="0" w:colLast="0" w:name="_heading=h.mn8engq6kdga" w:id="1"/>
+      <w:bookmarkEnd w:id="1"/>
+      <w:r>
+        <w:rPr>
+          <w:rFonts w:ascii="Courier New" w:cs="Courier New" w:eastAsia="Courier New" w:hAnsi="Courier New"/>
+          <w:color w:val="231f20"/>
+          <w:rtl w:val="0"/>
+        </w:rPr>
+        <w:t xml:space="preserve">o</w:t>
+      </w:r>
+      <w:r>
+        <w:rPr>
+          <w:rFonts w:ascii="Times New Roman" w:cs="Times New Roman" w:eastAsia="Times New Roman" w:hAnsi="Times New Roman"/>
+          <w:color w:val="231f20"/>
+          <w:sz w:val="14"/>
+          <w:szCs w:val="14"/>
+          <w:rtl w:val="0"/>
+        </w:rPr>
+        <w:t xml:space="preserve">   </w:t>
+      </w:r>
+      <w:r>
+        <w:rPr>
+          <w:rFonts w:ascii="Arial" w:cs="Arial" w:eastAsia="Arial" w:hAnsi="Arial"/>
+          <w:color w:val="231f20"/>
+          <w:rtl w:val="0"/>
+        </w:rPr>
+        <w:t xml:space="preserve">Certificación en asistente técnico en proyectos constructivos con enfoque BIM.</w:t>
+      </w:r>
+    </w:p>
+    <w:p>
+      <w:pPr>
+        <w:spacing w:after="0" w:lineRule="auto"/>
+        <w:ind w:left="0" w:firstLine="0"/>
+        <w:rPr>
+          <w:rFonts w:ascii="Arial" w:cs="Arial" w:eastAsia="Arial" w:hAnsi="Arial"/>
+          <w:color w:val="231f20"/>
+        </w:rPr>
+      </w:pPr>
+      <w:bookmarkStart w:colFirst="0" w:colLast="0" w:name="_heading=h.mn8engq6kdga" w:id="1"/>
+      <w:bookmarkEnd w:id="1"/>
+      <w:r>
+        <w:rPr>
+          <w:rFonts w:ascii="Courier New" w:cs="Courier New" w:eastAsia="Courier New" w:hAnsi="Courier New"/>
+          <w:color w:val="231f20"/>
+          <w:rtl w:val="0"/>
+        </w:rPr>
+        <w:t xml:space="preserve">o</w:t>
+      </w:r>
+      <w:r>
+        <w:rPr>
+          <w:rFonts w:ascii="Times New Roman" w:cs="Times New Roman" w:eastAsia="Times New Roman" w:hAnsi="Times New Roman"/>
+          <w:color w:val="231f20"/>
+          <w:sz w:val="14"/>
+          <w:szCs w:val="14"/>
+          <w:rtl w:val="0"/>
+        </w:rPr>
+        <w:t xml:space="preserve">   </w:t>
+      </w:r>
+      <w:r>
+        <w:rPr>
+          <w:rFonts w:ascii="Arial" w:cs="Arial" w:eastAsia="Arial" w:hAnsi="Arial"/>
+          <w:color w:val="231f20"/>
+          <w:rtl w:val="0"/>
+        </w:rPr>
+        <w:t xml:space="preserve">Certificación en procesos constructivos sostenibles y seguros.</w:t>
+      </w:r>
+    </w:p>
+    <w:p>
+      <w:pPr>
+        <w:spacing w:after="0" w:lineRule="auto"/>
+        <w:ind w:left="0" w:firstLine="0"/>
+        <w:rPr>
+          <w:rFonts w:ascii="Arial" w:cs="Arial" w:eastAsia="Arial" w:hAnsi="Arial"/>
+          <w:color w:val="231f20"/>
+        </w:rPr>
+      </w:pPr>
+      <w:bookmarkStart w:colFirst="0" w:colLast="0" w:name="_heading=h.mn8engq6kdga" w:id="1"/>
+      <w:bookmarkEnd w:id="1"/>
+      <w:r>
+        <w:rPr>
+          <w:rFonts w:ascii="Courier New" w:cs="Courier New" w:eastAsia="Courier New" w:hAnsi="Courier New"/>
+          <w:color w:val="231f20"/>
+          <w:rtl w:val="0"/>
+        </w:rPr>
+        <w:t xml:space="preserve">o</w:t>
+      </w:r>
+      <w:r>
+        <w:rPr>
+          <w:rFonts w:ascii="Times New Roman" w:cs="Times New Roman" w:eastAsia="Times New Roman" w:hAnsi="Times New Roman"/>
+          <w:color w:val="231f20"/>
+          <w:sz w:val="14"/>
+          <w:szCs w:val="14"/>
+          <w:rtl w:val="0"/>
+        </w:rPr>
+        <w:t xml:space="preserve">   </w:t>
+      </w:r>
+      <w:r>
+        <w:rPr>
+          <w:rFonts w:ascii="Arial" w:cs="Arial" w:eastAsia="Arial" w:hAnsi="Arial"/>
+          <w:color w:val="231f20"/>
+          <w:rtl w:val="0"/>
+        </w:rPr>
+        <w:t xml:space="preserve">Certificación en modelador BIM AEC.</w:t>
+      </w:r>
+    </w:p>
+    <w:p>
+      <w:pPr>
+        <w:spacing w:after="0" w:lineRule="auto"/>
+        <w:ind w:left="0" w:firstLine="0"/>
+        <w:rPr>
+          <w:rFonts w:ascii="Arial" w:cs="Arial" w:eastAsia="Arial" w:hAnsi="Arial"/>
+          <w:color w:val="231f20"/>
+        </w:rPr>
+      </w:pPr>
+      <w:bookmarkStart w:colFirst="0" w:colLast="0" w:name="_heading=h.mn8engq6kdga" w:id="1"/>
+      <w:bookmarkEnd w:id="1"/>
+      <w:r>
+        <w:rPr>
+          <w:rFonts w:ascii="Courier New" w:cs="Courier New" w:eastAsia="Courier New" w:hAnsi="Courier New"/>
+          <w:color w:val="231f20"/>
+          <w:rtl w:val="0"/>
+        </w:rPr>
+        <w:t xml:space="preserve">o</w:t>
+      </w:r>
+      <w:r>
+        <w:rPr>
+          <w:rFonts w:ascii="Times New Roman" w:cs="Times New Roman" w:eastAsia="Times New Roman" w:hAnsi="Times New Roman"/>
+          <w:color w:val="231f20"/>
+          <w:sz w:val="14"/>
+          <w:szCs w:val="14"/>
+          <w:rtl w:val="0"/>
+        </w:rPr>
+        <w:t xml:space="preserve">   </w:t>
+      </w:r>
+      <w:r>
+        <w:rPr>
+          <w:rFonts w:ascii="Arial" w:cs="Arial" w:eastAsia="Arial" w:hAnsi="Arial"/>
+          <w:color w:val="231f20"/>
+          <w:rtl w:val="0"/>
+        </w:rPr>
+        <w:t xml:space="preserve">Certificación en supervisión de proyectos BIM con enfoque colaborativo y emprendedor.</w:t>
+      </w:r>
+    </w:p>
+    <w:p>
+      <w:pPr>
+        <w:spacing w:after="0" w:lineRule="auto"/>
+        <w:ind w:left="0" w:firstLine="0"/>
+        <w:rPr>
+          <w:rFonts w:ascii="Arial" w:cs="Arial" w:eastAsia="Arial" w:hAnsi="Arial"/>
+          <w:color w:val="231f20"/>
+        </w:rPr>
+      </w:pPr>
+      <w:bookmarkStart w:colFirst="0" w:colLast="0" w:name="_heading=h.mn8engq6kdga" w:id="1"/>
+      <w:bookmarkEnd w:id="1"/>
+      <w:r>
+        <w:rPr>
+          <w:rFonts w:ascii="Courier New" w:cs="Courier New" w:eastAsia="Courier New" w:hAnsi="Courier New"/>
+          <w:color w:val="231f20"/>
+          <w:rtl w:val="0"/>
+        </w:rPr>
+        <w:t xml:space="preserve">o</w:t>
+      </w:r>
+      <w:r>
+        <w:rPr>
+          <w:rFonts w:ascii="Times New Roman" w:cs="Times New Roman" w:eastAsia="Times New Roman" w:hAnsi="Times New Roman"/>
+          <w:color w:val="231f20"/>
+          <w:sz w:val="14"/>
+          <w:szCs w:val="14"/>
+          <w:rtl w:val="0"/>
+        </w:rPr>
+        <w:t xml:space="preserve">   </w:t>
+      </w:r>
+      <w:r>
+        <w:rPr>
+          <w:rFonts w:ascii="Arial" w:cs="Arial" w:eastAsia="Arial" w:hAnsi="Arial"/>
+          <w:color w:val="231f20"/>
+          <w:rtl w:val="0"/>
+        </w:rPr>
+        <w:t xml:space="preserve">Certificación en modelado y gestión de proyectos constructivos con BIM.</w:t>
+      </w:r>
+    </w:p>
+    <w:p>
+      <w:pPr>
+        <w:rPr/>
+      </w:pPr>
+      <w:bookmarkStart w:colFirst="0" w:colLast="0" w:name="_heading=h.mn8engq6kdga" w:id="1"/>
+      <w:bookmarkEnd w:id="1"/>
       <w:r>
         <w:rPr>
           <w:rtl w:val="0"/>
@@ -1683,7 +1935,7 @@
 
 <file path=customXML/item1.xml><?xml version="1.0" encoding="utf-8"?>
 <go:gDocsCustomXmlDataStorage xmlns:go="http://customooxmlschemas.google.com/" xmlns:r="http://schemas.openxmlformats.org/officeDocument/2006/relationships" uri="GoogleDocsCustomDataVersion2">
-  <go:docsCustomData xmlns:go="http://customooxmlschemas.google.com/" roundtripDataSignature="AMtx7mgcEOK/m8HHtkoVyTixmWRvQEl+6g==">CgMxLjAyDmguOWt5YzZwdGJ2eHRkOAByITEzNEFFZ250ck8zSVN6QmFPeWNDNWlzUUtCejRNUnAyRw==</go:docsCustomData>
+  <go:docsCustomData xmlns:go="http://customooxmlschemas.google.com/" roundtripDataSignature="AMtx7miaWV+nJKs+vze72Jk2gqxJgIVjWQ==">CgMxLjAyDmguOWt5YzZwdGJ2eHRkMg5oLm1uOGVuZ3E2a2RnYTIOaC5tbjhlbmdxNmtkZ2EyDmgubW44ZW5ncTZrZGdhMg5oLm1uOGVuZ3E2a2RnYTIOaC5tbjhlbmdxNmtkZ2EyDmgubW44ZW5ncTZrZGdhMg5oLm1uOGVuZ3E2a2RnYTgAciExZDkwV01UZUpoSTlyTmpNeHBwNDlUak9UZnZIZFNnV3o=</go:docsCustomData>
 </go:gDocsCustomXmlDataStorage>
 </file>
 
